--- a/Sprint20260921-20261002/HERO-62139_20261008_112534.docx
+++ b/Sprint20260921-20261002/HERO-62139_20261008_112534.docx
@@ -15,7 +15,7 @@
           <w:sz w:val="32"/>
           <w:u w:val="none"/>
         </w:rPr>
-        <w:t>HERO-62139 Test Report</w:t>
+        <w:t>Action Slip for Scheduled Items Engineering Report</w:t>
       </w:r>
     </w:p>
     <w:p>
@@ -45,7 +45,7 @@
           <w:sz w:val="24"/>
           <w:u w:val="none"/>
         </w:rPr>
-        <w:t>F1.Action Slip Printed After Delay Following Scheduled Items Sent</w:t>
+        <w:t>F1. Action Slip and Scheduler Setup</w:t>
       </w:r>
     </w:p>
     <w:p>
@@ -60,7 +60,7 @@
           <w:sz w:val="22"/>
           <w:u w:val="none"/>
         </w:rPr>
-        <w:t>F1.1.Verify Action Slip Is Printed After Delay Following Scheduled Item Send via "Set Item Scheduling"</w:t>
+        <w:t>F1.1. Add Scheduled Item Sent Action Print Queue</w:t>
       </w:r>
     </w:p>
     <w:p>
@@ -81,7 +81,7 @@
     <w:p>
       <w:pPr>
         <w:spacing w:before="0" w:after="40"/>
-        <w:ind w:left="360" w:hanging="240"/>
+        <w:ind w:left="1080" w:hanging="240"/>
       </w:pPr>
       <w:r>
         <w:rPr>
@@ -91,13 +91,13 @@
           <w:sz w:val="20"/>
           <w:u w:val="none"/>
         </w:rPr>
-        <w:t>1. POS Client is installed and running on a Workstation (Windows 11 Enterprise) in the local test environment</w:t>
+        <w:t>1. User is logged in to Infrasys POS platform with printing setup rights</w:t>
       </w:r>
     </w:p>
     <w:p>
       <w:pPr>
         <w:spacing w:before="0" w:after="40"/>
-        <w:ind w:left="360" w:hanging="240"/>
+        <w:ind w:left="1080" w:hanging="240"/>
       </w:pPr>
       <w:r>
         <w:rPr>
@@ -107,55 +107,7 @@
           <w:sz w:val="20"/>
           <w:u w:val="none"/>
         </w:rPr>
-        <w:t>2. Setup 1: Action Print Queue with Action Type = "Scheduled Item Sent" is configured under POS System &gt; Printing Setup &gt; Action Print Queues, with a print format and printer bound to it</w:t>
-      </w:r>
-    </w:p>
-    <w:p>
-      <w:pPr>
-        <w:spacing w:before="0" w:after="40"/>
-        <w:ind w:left="360" w:hanging="240"/>
-      </w:pPr>
-      <w:r>
-        <w:rPr>
-          <w:rFonts w:ascii="Arial" w:hAnsi="Arial" w:eastAsia="Arial" w:cs="Arial"/>
-          <w:b w:val="0"/>
-          <w:color w:val="000000"/>
-          <w:sz w:val="20"/>
-          <w:u w:val="none"/>
-        </w:rPr>
-        <w:t>3. Setup 2: Scheduler For Sending Item is configured under POS System &gt; Ordering Setup &gt; Config by Location with Turn on scheduler = Yes and Delay time of printing action slip = a target delay time in minutes (e.g. 1 minute) for the target outlet/station</w:t>
-      </w:r>
-    </w:p>
-    <w:p>
-      <w:pPr>
-        <w:spacing w:before="0" w:after="40"/>
-        <w:ind w:left="360" w:hanging="240"/>
-      </w:pPr>
-      <w:r>
-        <w:rPr>
-          <w:rFonts w:ascii="Arial" w:hAnsi="Arial" w:eastAsia="Arial" w:cs="Arial"/>
-          <w:b w:val="0"/>
-          <w:color w:val="000000"/>
-          <w:sz w:val="20"/>
-          <w:u w:val="none"/>
-        </w:rPr>
-        <w:t>4. A printer is connected to the workstation and is reachable from the POS Client</w:t>
-      </w:r>
-    </w:p>
-    <w:p>
-      <w:pPr>
-        <w:spacing w:before="0" w:after="40"/>
-        <w:ind w:left="360" w:hanging="240"/>
-      </w:pPr>
-      <w:r>
-        <w:rPr>
-          <w:rFonts w:ascii="Arial" w:hAnsi="Arial" w:eastAsia="Arial" w:cs="Arial"/>
-          <w:b w:val="0"/>
-          <w:color w:val="000000"/>
-          <w:sz w:val="20"/>
-          <w:u w:val="none"/>
-        </w:rPr>
-        <w:t>5. A new check can be opened and scheduled items can be added</w:t>
+        <w:t>2. A printer for action slips is configured for the outlet</w:t>
       </w:r>
     </w:p>
     <w:p>
@@ -176,7 +128,7 @@
     <w:p>
       <w:pPr>
         <w:spacing w:before="0" w:after="40"/>
-        <w:ind w:left="360" w:hanging="240"/>
+        <w:ind w:left="1080" w:hanging="240"/>
       </w:pPr>
       <w:r>
         <w:rPr>
@@ -186,13 +138,13 @@
           <w:sz w:val="20"/>
           <w:u w:val="none"/>
         </w:rPr>
-        <w:t>1. Open a new check at a table</w:t>
+        <w:t>1. Go to POS System &gt; Printing Setup &gt; Action Print Queues</w:t>
       </w:r>
     </w:p>
     <w:p>
       <w:pPr>
         <w:spacing w:before="0" w:after="40"/>
-        <w:ind w:left="360" w:hanging="240"/>
+        <w:ind w:left="1080" w:hanging="240"/>
       </w:pPr>
       <w:r>
         <w:rPr>
@@ -202,13 +154,13 @@
           <w:sz w:val="20"/>
           <w:u w:val="none"/>
         </w:rPr>
-        <w:t>2. Add menu items to the check</w:t>
+        <w:t>2. Click "Add New" to add a record</w:t>
       </w:r>
     </w:p>
     <w:p>
       <w:pPr>
         <w:spacing w:before="0" w:after="40"/>
-        <w:ind w:left="360" w:hanging="240"/>
+        <w:ind w:left="1080" w:hanging="240"/>
       </w:pPr>
       <w:r>
         <w:rPr>
@@ -218,13 +170,13 @@
           <w:sz w:val="20"/>
           <w:u w:val="none"/>
         </w:rPr>
-        <w:t>3. Use the function "Set Item Scheduling" to schedule items with a target due time</w:t>
+        <w:t>3. Select Action Type = "Scheduled Item Sent"</w:t>
       </w:r>
     </w:p>
     <w:p>
       <w:pPr>
         <w:spacing w:before="0" w:after="40"/>
-        <w:ind w:left="360" w:hanging="240"/>
+        <w:ind w:left="1080" w:hanging="240"/>
       </w:pPr>
       <w:r>
         <w:rPr>
@@ -234,55 +186,7 @@
           <w:sz w:val="20"/>
           <w:u w:val="none"/>
         </w:rPr>
-        <w:t>4. Click the "Send Check" function to send the check to the kitchen</w:t>
-      </w:r>
-    </w:p>
-    <w:p>
-      <w:pPr>
-        <w:spacing w:before="0" w:after="40"/>
-        <w:ind w:left="360" w:hanging="240"/>
-      </w:pPr>
-      <w:r>
-        <w:rPr>
-          <w:rFonts w:ascii="Arial" w:hAnsi="Arial" w:eastAsia="Arial" w:cs="Arial"/>
-          <w:b w:val="0"/>
-          <w:color w:val="000000"/>
-          <w:sz w:val="20"/>
-          <w:u w:val="none"/>
-        </w:rPr>
-        <w:t>5. Observe the kitchen slip being printed when the scheduled time is reached</w:t>
-      </w:r>
-    </w:p>
-    <w:p>
-      <w:pPr>
-        <w:spacing w:before="0" w:after="40"/>
-        <w:ind w:left="360" w:hanging="240"/>
-      </w:pPr>
-      <w:r>
-        <w:rPr>
-          <w:rFonts w:ascii="Arial" w:hAnsi="Arial" w:eastAsia="Arial" w:cs="Arial"/>
-          <w:b w:val="0"/>
-          <w:color w:val="000000"/>
-          <w:sz w:val="20"/>
-          <w:u w:val="none"/>
-        </w:rPr>
-        <w:t>6. Observe the action slip being printed after the configured delay time (Delay time of printing action slip)</w:t>
-      </w:r>
-    </w:p>
-    <w:p>
-      <w:pPr>
-        <w:spacing w:before="0" w:after="40"/>
-        <w:ind w:left="360" w:hanging="240"/>
-      </w:pPr>
-      <w:r>
-        <w:rPr>
-          <w:rFonts w:ascii="Arial" w:hAnsi="Arial" w:eastAsia="Arial" w:cs="Arial"/>
-          <w:b w:val="0"/>
-          <w:color w:val="000000"/>
-          <w:sz w:val="20"/>
-          <w:u w:val="none"/>
-        </w:rPr>
-        <w:t>7. Verify the action slip content</w:t>
+        <w:t>4. Click "Save"</w:t>
       </w:r>
     </w:p>
     <w:p>
@@ -303,7 +207,7 @@
     <w:p>
       <w:pPr>
         <w:spacing w:before="0" w:after="40"/>
-        <w:ind w:left="360" w:hanging="240"/>
+        <w:ind w:left="1080" w:hanging="240"/>
       </w:pPr>
       <w:r>
         <w:rPr>
@@ -313,13 +217,13 @@
           <w:sz w:val="20"/>
           <w:u w:val="none"/>
         </w:rPr>
-        <w:t>1. The kitchen slip is printed when the scheduled time is reached</w:t>
+        <w:t>1. The new Action Print Queue record with Action Type "Scheduled Item Sent" is saved successfully</w:t>
       </w:r>
     </w:p>
     <w:p>
       <w:pPr>
         <w:spacing w:before="0" w:after="40"/>
-        <w:ind w:left="360" w:hanging="240"/>
+        <w:ind w:left="1080" w:hanging="240"/>
       </w:pPr>
       <w:r>
         <w:rPr>
@@ -329,13 +233,13 @@
           <w:sz w:val="20"/>
           <w:u w:val="none"/>
         </w:rPr>
-        <w:t>2. After the configured delay time (e.g. 1 minute) following the kitchen slip printing, the system prints the action slip</w:t>
+        <w:t>2. The record appears in the Action Print Queues list</w:t>
       </w:r>
     </w:p>
     <w:p>
       <w:pPr>
         <w:spacing w:before="0" w:after="40"/>
-        <w:ind w:left="360" w:hanging="240"/>
+        <w:ind w:left="1080" w:hanging="240"/>
       </w:pPr>
       <w:r>
         <w:rPr>
@@ -345,23 +249,7 @@
           <w:sz w:val="20"/>
           <w:u w:val="none"/>
         </w:rPr>
-        <w:t>3. The action slip contains the correct items, table number with table extension, check number, and due time</w:t>
-      </w:r>
-    </w:p>
-    <w:p>
-      <w:pPr>
-        <w:spacing w:before="0" w:after="40"/>
-        <w:ind w:left="360" w:hanging="240"/>
-      </w:pPr>
-      <w:r>
-        <w:rPr>
-          <w:rFonts w:ascii="Arial" w:hAnsi="Arial" w:eastAsia="Arial" w:cs="Arial"/>
-          <w:b w:val="0"/>
-          <w:color w:val="000000"/>
-          <w:sz w:val="20"/>
-          <w:u w:val="none"/>
-        </w:rPr>
-        <w:t>4. The action slip is printed on the configured printer</w:t>
+        <w:t>3. No error is prompted during saving</w:t>
       </w:r>
     </w:p>
     <w:p>
@@ -376,7 +264,7 @@
           <w:sz w:val="22"/>
           <w:u w:val="none"/>
         </w:rPr>
-        <w:t>F1.2.Verify Action Slip Is Printed After Delay Following Scheduled Item Send via "Auto Fired Time for Pending Item"</w:t>
+        <w:t>F1.2. Configure Scheduler for Sending Item with Action Slip Delay</w:t>
       </w:r>
     </w:p>
     <w:p>
@@ -397,7 +285,7 @@
     <w:p>
       <w:pPr>
         <w:spacing w:before="0" w:after="40"/>
-        <w:ind w:left="360" w:hanging="240"/>
+        <w:ind w:left="1080" w:hanging="240"/>
       </w:pPr>
       <w:r>
         <w:rPr>
@@ -407,71 +295,7 @@
           <w:sz w:val="20"/>
           <w:u w:val="none"/>
         </w:rPr>
-        <w:t>1. POS Client is installed and running on a Workstation (Windows 11 Enterprise) in the local test environment</w:t>
-      </w:r>
-    </w:p>
-    <w:p>
-      <w:pPr>
-        <w:spacing w:before="0" w:after="40"/>
-        <w:ind w:left="360" w:hanging="240"/>
-      </w:pPr>
-      <w:r>
-        <w:rPr>
-          <w:rFonts w:ascii="Arial" w:hAnsi="Arial" w:eastAsia="Arial" w:cs="Arial"/>
-          <w:b w:val="0"/>
-          <w:color w:val="000000"/>
-          <w:sz w:val="20"/>
-          <w:u w:val="none"/>
-        </w:rPr>
-        <w:t>2. Setup 1: Action Print Queue with Action Type = "Scheduled Item Sent" is configured under Action Print Queues with a print format and printer bound</w:t>
-      </w:r>
-    </w:p>
-    <w:p>
-      <w:pPr>
-        <w:spacing w:before="0" w:after="40"/>
-        <w:ind w:left="360" w:hanging="240"/>
-      </w:pPr>
-      <w:r>
-        <w:rPr>
-          <w:rFonts w:ascii="Arial" w:hAnsi="Arial" w:eastAsia="Arial" w:cs="Arial"/>
-          <w:b w:val="0"/>
-          <w:color w:val="000000"/>
-          <w:sz w:val="20"/>
-          <w:u w:val="none"/>
-        </w:rPr>
-        <w:t>3. Setup 2: Scheduler For Sending Item is configured with Turn on scheduler = Yes and Delay time of printing action slip = a target delay time in minutes (e.g. 1 minute) for the target outlet/station</w:t>
-      </w:r>
-    </w:p>
-    <w:p>
-      <w:pPr>
-        <w:spacing w:before="0" w:after="40"/>
-        <w:ind w:left="360" w:hanging="240"/>
-      </w:pPr>
-      <w:r>
-        <w:rPr>
-          <w:rFonts w:ascii="Arial" w:hAnsi="Arial" w:eastAsia="Arial" w:cs="Arial"/>
-          <w:b w:val="0"/>
-          <w:color w:val="000000"/>
-          <w:sz w:val="20"/>
-          <w:u w:val="none"/>
-        </w:rPr>
-        <w:t>4. A printer is connected to the workstation</w:t>
-      </w:r>
-    </w:p>
-    <w:p>
-      <w:pPr>
-        <w:spacing w:before="0" w:after="40"/>
-        <w:ind w:left="360" w:hanging="240"/>
-      </w:pPr>
-      <w:r>
-        <w:rPr>
-          <w:rFonts w:ascii="Arial" w:hAnsi="Arial" w:eastAsia="Arial" w:cs="Arial"/>
-          <w:b w:val="0"/>
-          <w:color w:val="000000"/>
-          <w:sz w:val="20"/>
-          <w:u w:val="none"/>
-        </w:rPr>
-        <w:t>5. A new check can be opened and pending items can be added with an auto fired time</w:t>
+        <w:t>1. The "Scheduled Item Sent" action print queue exists</w:t>
       </w:r>
     </w:p>
     <w:p>
@@ -492,7 +316,7 @@
     <w:p>
       <w:pPr>
         <w:spacing w:before="0" w:after="40"/>
-        <w:ind w:left="360" w:hanging="240"/>
+        <w:ind w:left="1080" w:hanging="240"/>
       </w:pPr>
       <w:r>
         <w:rPr>
@@ -502,13 +326,13 @@
           <w:sz w:val="20"/>
           <w:u w:val="none"/>
         </w:rPr>
-        <w:t>1. Open a new check at a table</w:t>
+        <w:t>1. Go to POS System &gt; Ordering Setup &gt; Config by Location and select "Scheduler For Sending Item"</w:t>
       </w:r>
     </w:p>
     <w:p>
       <w:pPr>
         <w:spacing w:before="0" w:after="40"/>
-        <w:ind w:left="360" w:hanging="240"/>
+        <w:ind w:left="1080" w:hanging="240"/>
       </w:pPr>
       <w:r>
         <w:rPr>
@@ -518,13 +342,13 @@
           <w:sz w:val="20"/>
           <w:u w:val="none"/>
         </w:rPr>
-        <w:t>2. Add menu items to the check as pending items with an auto fired time configured</w:t>
+        <w:t>2. Add a new record and select Apply To for the target location (All Locations, Shop, Outlet or Station)</w:t>
       </w:r>
     </w:p>
     <w:p>
       <w:pPr>
         <w:spacing w:before="0" w:after="40"/>
-        <w:ind w:left="360" w:hanging="240"/>
+        <w:ind w:left="1080" w:hanging="240"/>
       </w:pPr>
       <w:r>
         <w:rPr>
@@ -534,13 +358,13 @@
           <w:sz w:val="20"/>
           <w:u w:val="none"/>
         </w:rPr>
-        <w:t>3. Click the "Send Check" function to send the check to the kitchen</w:t>
+        <w:t>3. Set "Turn on scheduler" = Yes and enter a target value in "Delay time of printing action slip" (in minutes)</w:t>
       </w:r>
     </w:p>
     <w:p>
       <w:pPr>
         <w:spacing w:before="0" w:after="40"/>
-        <w:ind w:left="360" w:hanging="240"/>
+        <w:ind w:left="1080" w:hanging="240"/>
       </w:pPr>
       <w:r>
         <w:rPr>
@@ -550,39 +374,7 @@
           <w:sz w:val="20"/>
           <w:u w:val="none"/>
         </w:rPr>
-        <w:t>4. Observe the kitchen slip being printed when the auto fired time is reached</w:t>
-      </w:r>
-    </w:p>
-    <w:p>
-      <w:pPr>
-        <w:spacing w:before="0" w:after="40"/>
-        <w:ind w:left="360" w:hanging="240"/>
-      </w:pPr>
-      <w:r>
-        <w:rPr>
-          <w:rFonts w:ascii="Arial" w:hAnsi="Arial" w:eastAsia="Arial" w:cs="Arial"/>
-          <w:b w:val="0"/>
-          <w:color w:val="000000"/>
-          <w:sz w:val="20"/>
-          <w:u w:val="none"/>
-        </w:rPr>
-        <w:t>5. Observe the action slip being printed after the configured delay time (Delay time of printing action slip)</w:t>
-      </w:r>
-    </w:p>
-    <w:p>
-      <w:pPr>
-        <w:spacing w:before="0" w:after="40"/>
-        <w:ind w:left="360" w:hanging="240"/>
-      </w:pPr>
-      <w:r>
-        <w:rPr>
-          <w:rFonts w:ascii="Arial" w:hAnsi="Arial" w:eastAsia="Arial" w:cs="Arial"/>
-          <w:b w:val="0"/>
-          <w:color w:val="000000"/>
-          <w:sz w:val="20"/>
-          <w:u w:val="none"/>
-        </w:rPr>
-        <w:t>6. Verify the action slip content</w:t>
+        <w:t>4. Click "Save"</w:t>
       </w:r>
     </w:p>
     <w:p>
@@ -603,7 +395,7 @@
     <w:p>
       <w:pPr>
         <w:spacing w:before="0" w:after="40"/>
-        <w:ind w:left="360" w:hanging="240"/>
+        <w:ind w:left="1080" w:hanging="240"/>
       </w:pPr>
       <w:r>
         <w:rPr>
@@ -613,13 +405,13 @@
           <w:sz w:val="20"/>
           <w:u w:val="none"/>
         </w:rPr>
-        <w:t>1. The kitchen slip is printed when the auto fired time is reached</w:t>
+        <w:t>1. The scheduler configuration is saved with scheduler enabled and the defined delay time</w:t>
       </w:r>
     </w:p>
     <w:p>
       <w:pPr>
         <w:spacing w:before="0" w:after="40"/>
-        <w:ind w:left="360" w:hanging="240"/>
+        <w:ind w:left="1080" w:hanging="240"/>
       </w:pPr>
       <w:r>
         <w:rPr>
@@ -629,13 +421,13 @@
           <w:sz w:val="20"/>
           <w:u w:val="none"/>
         </w:rPr>
-        <w:t>2. After the configured delay time following the kitchen slip printing, the system prints the action slip</w:t>
+        <w:t>2. The setting is applied to the selected location scope</w:t>
       </w:r>
     </w:p>
     <w:p>
       <w:pPr>
         <w:spacing w:before="0" w:after="40"/>
-        <w:ind w:left="360" w:hanging="240"/>
+        <w:ind w:left="1080" w:hanging="240"/>
       </w:pPr>
       <w:r>
         <w:rPr>
@@ -645,23 +437,7 @@
           <w:sz w:val="20"/>
           <w:u w:val="none"/>
         </w:rPr>
-        <w:t>3. The action slip contains the correct items, table number with table extension, check number, and due time</w:t>
-      </w:r>
-    </w:p>
-    <w:p>
-      <w:pPr>
-        <w:spacing w:before="0" w:after="40"/>
-        <w:ind w:left="360" w:hanging="240"/>
-      </w:pPr>
-      <w:r>
-        <w:rPr>
-          <w:rFonts w:ascii="Arial" w:hAnsi="Arial" w:eastAsia="Arial" w:cs="Arial"/>
-          <w:b w:val="0"/>
-          <w:color w:val="000000"/>
-          <w:sz w:val="20"/>
-          <w:u w:val="none"/>
-        </w:rPr>
-        <w:t>4. The action slip is printed on the configured printer</w:t>
+        <w:t>3. The saved values are displayed correctly when the record is reopened</w:t>
       </w:r>
     </w:p>
     <w:p>
@@ -676,7 +452,7 @@
           <w:sz w:val="24"/>
           <w:u w:val="none"/>
         </w:rPr>
-        <w:t>F2.Action Slip Content Verification</w:t>
+        <w:t>F2. Action Slip Printing for Scheduled Items</w:t>
       </w:r>
     </w:p>
     <w:p>
@@ -691,7 +467,7 @@
           <w:sz w:val="22"/>
           <w:u w:val="none"/>
         </w:rPr>
-        <w:t>F2.1.Verify Action Slip Contains All Required Information</w:t>
+        <w:t>F2.1. Print Action Slip After Delay for Items Scheduled by Set Item Scheduling</w:t>
       </w:r>
     </w:p>
     <w:p>
@@ -712,7 +488,7 @@
     <w:p>
       <w:pPr>
         <w:spacing w:before="0" w:after="40"/>
-        <w:ind w:left="360" w:hanging="240"/>
+        <w:ind w:left="1080" w:hanging="240"/>
       </w:pPr>
       <w:r>
         <w:rPr>
@@ -722,13 +498,13 @@
           <w:sz w:val="20"/>
           <w:u w:val="none"/>
         </w:rPr>
-        <w:t>1. POS Client is installed and running on a Workstation (Windows 11 Enterprise) in the local test environment</w:t>
+        <w:t>1. Scheduler For Sending Item is enabled with a defined action slip delay time for the station</w:t>
       </w:r>
     </w:p>
     <w:p>
       <w:pPr>
         <w:spacing w:before="0" w:after="40"/>
-        <w:ind w:left="360" w:hanging="240"/>
+        <w:ind w:left="1080" w:hanging="240"/>
       </w:pPr>
       <w:r>
         <w:rPr>
@@ -738,55 +514,7 @@
           <w:sz w:val="20"/>
           <w:u w:val="none"/>
         </w:rPr>
-        <w:t>2. Setup 1: Action Print Queue with Action Type = "Scheduled Item Sent" is configured with a print format containing the required variables</w:t>
-      </w:r>
-    </w:p>
-    <w:p>
-      <w:pPr>
-        <w:spacing w:before="0" w:after="40"/>
-        <w:ind w:left="360" w:hanging="240"/>
-      </w:pPr>
-      <w:r>
-        <w:rPr>
-          <w:rFonts w:ascii="Arial" w:hAnsi="Arial" w:eastAsia="Arial" w:cs="Arial"/>
-          <w:b w:val="0"/>
-          <w:color w:val="000000"/>
-          <w:sz w:val="20"/>
-          <w:u w:val="none"/>
-        </w:rPr>
-        <w:t>3. Setup 2: Scheduler For Sending Item is configured with Turn on scheduler = Yes and Delay time of printing action slip = a target delay time in minutes</w:t>
-      </w:r>
-    </w:p>
-    <w:p>
-      <w:pPr>
-        <w:spacing w:before="0" w:after="40"/>
-        <w:ind w:left="360" w:hanging="240"/>
-      </w:pPr>
-      <w:r>
-        <w:rPr>
-          <w:rFonts w:ascii="Arial" w:hAnsi="Arial" w:eastAsia="Arial" w:cs="Arial"/>
-          <w:b w:val="0"/>
-          <w:color w:val="000000"/>
-          <w:sz w:val="20"/>
-          <w:u w:val="none"/>
-        </w:rPr>
-        <w:t>4. A printer is connected to the workstation</w:t>
-      </w:r>
-    </w:p>
-    <w:p>
-      <w:pPr>
-        <w:spacing w:before="0" w:after="40"/>
-        <w:ind w:left="360" w:hanging="240"/>
-      </w:pPr>
-      <w:r>
-        <w:rPr>
-          <w:rFonts w:ascii="Arial" w:hAnsi="Arial" w:eastAsia="Arial" w:cs="Arial"/>
-          <w:b w:val="0"/>
-          <w:color w:val="000000"/>
-          <w:sz w:val="20"/>
-          <w:u w:val="none"/>
-        </w:rPr>
-        <w:t>5. A new check at a table (with extension if applicable) can be opened</w:t>
+        <w:t>2. The "Scheduled Item Sent" action print queue is configured</w:t>
       </w:r>
     </w:p>
     <w:p>
@@ -807,7 +535,7 @@
     <w:p>
       <w:pPr>
         <w:spacing w:before="0" w:after="40"/>
-        <w:ind w:left="360" w:hanging="240"/>
+        <w:ind w:left="1080" w:hanging="240"/>
       </w:pPr>
       <w:r>
         <w:rPr>
@@ -817,13 +545,13 @@
           <w:sz w:val="20"/>
           <w:u w:val="none"/>
         </w:rPr>
-        <w:t>1. Open a new check at a table (note the table number and extension)</w:t>
+        <w:t>1. Open a new check and order items using the "Set Item Scheduling" function with a scheduled time</w:t>
       </w:r>
     </w:p>
     <w:p>
       <w:pPr>
         <w:spacing w:before="0" w:after="40"/>
-        <w:ind w:left="360" w:hanging="240"/>
+        <w:ind w:left="1080" w:hanging="240"/>
       </w:pPr>
       <w:r>
         <w:rPr>
@@ -833,13 +561,13 @@
           <w:sz w:val="20"/>
           <w:u w:val="none"/>
         </w:rPr>
-        <w:t>2. Add multiple menu items to the check</w:t>
+        <w:t>2. Click "Send Check"</w:t>
       </w:r>
     </w:p>
     <w:p>
       <w:pPr>
         <w:spacing w:before="0" w:after="40"/>
-        <w:ind w:left="360" w:hanging="240"/>
+        <w:ind w:left="1080" w:hanging="240"/>
       </w:pPr>
       <w:r>
         <w:rPr>
@@ -849,13 +577,13 @@
           <w:sz w:val="20"/>
           <w:u w:val="none"/>
         </w:rPr>
-        <w:t>3. Use the function "Set Item Scheduling" to schedule items with a target due time (note the due time)</w:t>
+        <w:t>3. Wait until the scheduled time is reached</w:t>
       </w:r>
     </w:p>
     <w:p>
       <w:pPr>
         <w:spacing w:before="0" w:after="40"/>
-        <w:ind w:left="360" w:hanging="240"/>
+        <w:ind w:left="1080" w:hanging="240"/>
       </w:pPr>
       <w:r>
         <w:rPr>
@@ -865,55 +593,7 @@
           <w:sz w:val="20"/>
           <w:u w:val="none"/>
         </w:rPr>
-        <w:t>4. Click the "Send Check" function</w:t>
-      </w:r>
-    </w:p>
-    <w:p>
-      <w:pPr>
-        <w:spacing w:before="0" w:after="40"/>
-        <w:ind w:left="360" w:hanging="240"/>
-      </w:pPr>
-      <w:r>
-        <w:rPr>
-          <w:rFonts w:ascii="Arial" w:hAnsi="Arial" w:eastAsia="Arial" w:cs="Arial"/>
-          <w:b w:val="0"/>
-          <w:color w:val="000000"/>
-          <w:sz w:val="20"/>
-          <w:u w:val="none"/>
-        </w:rPr>
-        <w:t>5. Wait for the scheduled time to be reached and the kitchen slip to be printed</w:t>
-      </w:r>
-    </w:p>
-    <w:p>
-      <w:pPr>
-        <w:spacing w:before="0" w:after="40"/>
-        <w:ind w:left="360" w:hanging="240"/>
-      </w:pPr>
-      <w:r>
-        <w:rPr>
-          <w:rFonts w:ascii="Arial" w:hAnsi="Arial" w:eastAsia="Arial" w:cs="Arial"/>
-          <w:b w:val="0"/>
-          <w:color w:val="000000"/>
-          <w:sz w:val="20"/>
-          <w:u w:val="none"/>
-        </w:rPr>
-        <w:t>6. Wait for the configured delay time and observe the action slip</w:t>
-      </w:r>
-    </w:p>
-    <w:p>
-      <w:pPr>
-        <w:spacing w:before="0" w:after="40"/>
-        <w:ind w:left="360" w:hanging="240"/>
-      </w:pPr>
-      <w:r>
-        <w:rPr>
-          <w:rFonts w:ascii="Arial" w:hAnsi="Arial" w:eastAsia="Arial" w:cs="Arial"/>
-          <w:b w:val="0"/>
-          <w:color w:val="000000"/>
-          <w:sz w:val="20"/>
-          <w:u w:val="none"/>
-        </w:rPr>
-        <w:t>7. Verify each field on the printed action slip</w:t>
+        <w:t>4. Wait for the configured delay time after the kitchen slip prints</w:t>
       </w:r>
     </w:p>
     <w:p>
@@ -934,7 +614,7 @@
     <w:p>
       <w:pPr>
         <w:spacing w:before="0" w:after="40"/>
-        <w:ind w:left="360" w:hanging="240"/>
+        <w:ind w:left="1080" w:hanging="240"/>
       </w:pPr>
       <w:r>
         <w:rPr>
@@ -944,13 +624,13 @@
           <w:sz w:val="20"/>
           <w:u w:val="none"/>
         </w:rPr>
-        <w:t>1. The action slip contains the Items field with all scheduled items listed correctly (item name, quantity)</w:t>
+        <w:t>1. The kitchen slip is printed when the scheduled time is reached</w:t>
       </w:r>
     </w:p>
     <w:p>
       <w:pPr>
         <w:spacing w:before="0" w:after="40"/>
-        <w:ind w:left="360" w:hanging="240"/>
+        <w:ind w:left="1080" w:hanging="240"/>
       </w:pPr>
       <w:r>
         <w:rPr>
@@ -960,13 +640,13 @@
           <w:sz w:val="20"/>
           <w:u w:val="none"/>
         </w:rPr>
-        <w:t>2. The action slip contains the Table number field with the table number and table extension</w:t>
+        <w:t>2. An action slip is automatically printed after exactly the configured delay time in minutes</w:t>
       </w:r>
     </w:p>
     <w:p>
       <w:pPr>
         <w:spacing w:before="0" w:after="40"/>
-        <w:ind w:left="360" w:hanging="240"/>
+        <w:ind w:left="1080" w:hanging="240"/>
       </w:pPr>
       <w:r>
         <w:rPr>
@@ -976,54 +656,7 @@
           <w:sz w:val="20"/>
           <w:u w:val="none"/>
         </w:rPr>
-        <w:t>3. The action slip contains the Check number field with the correct check number</w:t>
-      </w:r>
-    </w:p>
-    <w:p>
-      <w:pPr>
-        <w:spacing w:before="0" w:after="40"/>
-        <w:ind w:left="360" w:hanging="240"/>
-      </w:pPr>
-      <w:r>
-        <w:rPr>
-          <w:rFonts w:ascii="Arial" w:hAnsi="Arial" w:eastAsia="Arial" w:cs="Arial"/>
-          <w:b w:val="0"/>
-          <w:color w:val="000000"/>
-          <w:sz w:val="20"/>
-          <w:u w:val="none"/>
-        </w:rPr>
-        <w:t>4. The action slip contains the Due time field with the scheduled due time</w:t>
-      </w:r>
-    </w:p>
-    <w:p>
-      <w:pPr>
-        <w:spacing w:before="0" w:after="40"/>
-        <w:ind w:left="360" w:hanging="240"/>
-      </w:pPr>
-      <w:r>
-        <w:rPr>
-          <w:rFonts w:ascii="Arial" w:hAnsi="Arial" w:eastAsia="Arial" w:cs="Arial"/>
-          <w:b w:val="0"/>
-          <w:color w:val="000000"/>
-          <w:sz w:val="20"/>
-          <w:u w:val="none"/>
-        </w:rPr>
-        <w:t>5. All fields are correctly formatted and readable on the printed output</w:t>
-      </w:r>
-    </w:p>
-    <w:p>
-      <w:pPr>
-        <w:spacing w:before="160" w:after="80"/>
-      </w:pPr>
-      <w:r>
-        <w:rPr>
-          <w:rFonts w:ascii="Arial" w:hAnsi="Arial" w:eastAsia="Arial" w:cs="Arial"/>
-          <w:b/>
-          <w:color w:val="001EFF"/>
-          <w:sz w:val="24"/>
-          <w:u w:val="none"/>
-        </w:rPr>
-        <w:t>F3.Setup Configuration and Behavior</w:t>
+        <w:t>3. The action slip is routed to the "Scheduled Item Sent" action print queue</w:t>
       </w:r>
     </w:p>
     <w:p>
@@ -1038,7 +671,7 @@
           <w:sz w:val="22"/>
           <w:u w:val="none"/>
         </w:rPr>
-        <w:t>F3.1.Verify No Action Slip Is Printed When Setup 2 Turn on Scheduler = No</w:t>
+        <w:t>F2.2. Print Action Slip for Pending Item with Auto Fired Time</w:t>
       </w:r>
     </w:p>
     <w:p>
@@ -1059,7 +692,7 @@
     <w:p>
       <w:pPr>
         <w:spacing w:before="0" w:after="40"/>
-        <w:ind w:left="360" w:hanging="240"/>
+        <w:ind w:left="1080" w:hanging="240"/>
       </w:pPr>
       <w:r>
         <w:rPr>
@@ -1069,13 +702,13 @@
           <w:sz w:val="20"/>
           <w:u w:val="none"/>
         </w:rPr>
-        <w:t>1. POS Client is installed and running on a Workstation (Windows 11 Enterprise) in the local test environment</w:t>
+        <w:t>1. Scheduler For Sending Item is enabled with a defined action slip delay time</w:t>
       </w:r>
     </w:p>
     <w:p>
       <w:pPr>
         <w:spacing w:before="0" w:after="40"/>
-        <w:ind w:left="360" w:hanging="240"/>
+        <w:ind w:left="1080" w:hanging="240"/>
       </w:pPr>
       <w:r>
         <w:rPr>
@@ -1085,39 +718,7 @@
           <w:sz w:val="20"/>
           <w:u w:val="none"/>
         </w:rPr>
-        <w:t>2. Setup 1: Action Print Queue with Action Type = "Scheduled Item Sent" is configured under Action Print Queues</w:t>
-      </w:r>
-    </w:p>
-    <w:p>
-      <w:pPr>
-        <w:spacing w:before="0" w:after="40"/>
-        <w:ind w:left="360" w:hanging="240"/>
-      </w:pPr>
-      <w:r>
-        <w:rPr>
-          <w:rFonts w:ascii="Arial" w:hAnsi="Arial" w:eastAsia="Arial" w:cs="Arial"/>
-          <w:b w:val="0"/>
-          <w:color w:val="000000"/>
-          <w:sz w:val="20"/>
-          <w:u w:val="none"/>
-        </w:rPr>
-        <w:t>3. Setup 2: Scheduler For Sending Item is configured with Turn on scheduler = No (or the setup record does not exist) for the target outlet/station</w:t>
-      </w:r>
-    </w:p>
-    <w:p>
-      <w:pPr>
-        <w:spacing w:before="0" w:after="40"/>
-        <w:ind w:left="360" w:hanging="240"/>
-      </w:pPr>
-      <w:r>
-        <w:rPr>
-          <w:rFonts w:ascii="Arial" w:hAnsi="Arial" w:eastAsia="Arial" w:cs="Arial"/>
-          <w:b w:val="0"/>
-          <w:color w:val="000000"/>
-          <w:sz w:val="20"/>
-          <w:u w:val="none"/>
-        </w:rPr>
-        <w:t>4. A printer is connected to the workstation</w:t>
+        <w:t>2. The "Scheduled Item Sent" action print queue is configured</w:t>
       </w:r>
     </w:p>
     <w:p>
@@ -1138,7 +739,7 @@
     <w:p>
       <w:pPr>
         <w:spacing w:before="0" w:after="40"/>
-        <w:ind w:left="360" w:hanging="240"/>
+        <w:ind w:left="1080" w:hanging="240"/>
       </w:pPr>
       <w:r>
         <w:rPr>
@@ -1148,13 +749,13 @@
           <w:sz w:val="20"/>
           <w:u w:val="none"/>
         </w:rPr>
-        <w:t>1. Open a new check at a table</w:t>
+        <w:t>1. Open a new check and order a pending item with an auto fired time set</w:t>
       </w:r>
     </w:p>
     <w:p>
       <w:pPr>
         <w:spacing w:before="0" w:after="40"/>
-        <w:ind w:left="360" w:hanging="240"/>
+        <w:ind w:left="1080" w:hanging="240"/>
       </w:pPr>
       <w:r>
         <w:rPr>
@@ -1164,13 +765,13 @@
           <w:sz w:val="20"/>
           <w:u w:val="none"/>
         </w:rPr>
-        <w:t>2. Add menu items to the check and use "Set Item Scheduling" to schedule items with a target due time</w:t>
+        <w:t>2. Click "Send Check"</w:t>
       </w:r>
     </w:p>
     <w:p>
       <w:pPr>
         <w:spacing w:before="0" w:after="40"/>
-        <w:ind w:left="360" w:hanging="240"/>
+        <w:ind w:left="1080" w:hanging="240"/>
       </w:pPr>
       <w:r>
         <w:rPr>
@@ -1180,39 +781,7 @@
           <w:sz w:val="20"/>
           <w:u w:val="none"/>
         </w:rPr>
-        <w:t>3. Click the "Send Check" function</w:t>
-      </w:r>
-    </w:p>
-    <w:p>
-      <w:pPr>
-        <w:spacing w:before="0" w:after="40"/>
-        <w:ind w:left="360" w:hanging="240"/>
-      </w:pPr>
-      <w:r>
-        <w:rPr>
-          <w:rFonts w:ascii="Arial" w:hAnsi="Arial" w:eastAsia="Arial" w:cs="Arial"/>
-          <w:b w:val="0"/>
-          <w:color w:val="000000"/>
-          <w:sz w:val="20"/>
-          <w:u w:val="none"/>
-        </w:rPr>
-        <w:t>4. Wait for the scheduled time to be reached</w:t>
-      </w:r>
-    </w:p>
-    <w:p>
-      <w:pPr>
-        <w:spacing w:before="0" w:after="40"/>
-        <w:ind w:left="360" w:hanging="240"/>
-      </w:pPr>
-      <w:r>
-        <w:rPr>
-          <w:rFonts w:ascii="Arial" w:hAnsi="Arial" w:eastAsia="Arial" w:cs="Arial"/>
-          <w:b w:val="0"/>
-          <w:color w:val="000000"/>
-          <w:sz w:val="20"/>
-          <w:u w:val="none"/>
-        </w:rPr>
-        <w:t>5. Observe whether an action slip is printed</w:t>
+        <w:t>3. Wait for the auto fired time and then for the configured delay</w:t>
       </w:r>
     </w:p>
     <w:p>
@@ -1233,7 +802,7 @@
     <w:p>
       <w:pPr>
         <w:spacing w:before="0" w:after="40"/>
-        <w:ind w:left="360" w:hanging="240"/>
+        <w:ind w:left="1080" w:hanging="240"/>
       </w:pPr>
       <w:r>
         <w:rPr>
@@ -1243,13 +812,13 @@
           <w:sz w:val="20"/>
           <w:u w:val="none"/>
         </w:rPr>
-        <w:t>1. When Setup 2 Turn on scheduler = No (or the setup does not exist), no scheduler is triggered for sending items</w:t>
+        <w:t>1. The pending item is fired to the kitchen automatically at the auto fired time and the kitchen slip prints</w:t>
       </w:r>
     </w:p>
     <w:p>
       <w:pPr>
         <w:spacing w:before="0" w:after="40"/>
-        <w:ind w:left="360" w:hanging="240"/>
+        <w:ind w:left="1080" w:hanging="240"/>
       </w:pPr>
       <w:r>
         <w:rPr>
@@ -1259,13 +828,13 @@
           <w:sz w:val="20"/>
           <w:u w:val="none"/>
         </w:rPr>
-        <w:t>2. No action slip is printed after the scheduled time</w:t>
+        <w:t>2. The action slip is printed after the configured delay time</w:t>
       </w:r>
     </w:p>
     <w:p>
       <w:pPr>
         <w:spacing w:before="0" w:after="40"/>
-        <w:ind w:left="360" w:hanging="240"/>
+        <w:ind w:left="1080" w:hanging="240"/>
       </w:pPr>
       <w:r>
         <w:rPr>
@@ -1275,7 +844,7 @@
           <w:sz w:val="20"/>
           <w:u w:val="none"/>
         </w:rPr>
-        <w:t>3. No unexpected behavior is observed</w:t>
+        <w:t>3. No manual intervention is required between firing and action slip printing</w:t>
       </w:r>
     </w:p>
     <w:p>
@@ -1290,7 +859,7 @@
           <w:sz w:val="22"/>
           <w:u w:val="none"/>
         </w:rPr>
-        <w:t>F3.2.Verify Action Slip Delay Time Honors the Configured Value</w:t>
+        <w:t>F2.3. Action Slip Not Printed When Scheduler Is Turned Off</w:t>
       </w:r>
     </w:p>
     <w:p>
@@ -1311,7 +880,7 @@
     <w:p>
       <w:pPr>
         <w:spacing w:before="0" w:after="40"/>
-        <w:ind w:left="360" w:hanging="240"/>
+        <w:ind w:left="1080" w:hanging="240"/>
       </w:pPr>
       <w:r>
         <w:rPr>
@@ -1321,55 +890,7 @@
           <w:sz w:val="20"/>
           <w:u w:val="none"/>
         </w:rPr>
-        <w:t>1. POS Client is installed and running on a Workstation (Windows 11 Enterprise) in the local test environment</w:t>
-      </w:r>
-    </w:p>
-    <w:p>
-      <w:pPr>
-        <w:spacing w:before="0" w:after="40"/>
-        <w:ind w:left="360" w:hanging="240"/>
-      </w:pPr>
-      <w:r>
-        <w:rPr>
-          <w:rFonts w:ascii="Arial" w:hAnsi="Arial" w:eastAsia="Arial" w:cs="Arial"/>
-          <w:b w:val="0"/>
-          <w:color w:val="000000"/>
-          <w:sz w:val="20"/>
-          <w:u w:val="none"/>
-        </w:rPr>
-        <w:t>2. Setup 1: Action Print Queue with Action Type = "Scheduled Item Sent" is configured under Action Print Queues</w:t>
-      </w:r>
-    </w:p>
-    <w:p>
-      <w:pPr>
-        <w:spacing w:before="0" w:after="40"/>
-        <w:ind w:left="360" w:hanging="240"/>
-      </w:pPr>
-      <w:r>
-        <w:rPr>
-          <w:rFonts w:ascii="Arial" w:hAnsi="Arial" w:eastAsia="Arial" w:cs="Arial"/>
-          <w:b w:val="0"/>
-          <w:color w:val="000000"/>
-          <w:sz w:val="20"/>
-          <w:u w:val="none"/>
-        </w:rPr>
-        <w:t>3. Setup 2: Scheduler For Sending Item is configured with Turn on scheduler = Yes and Delay time of printing action slip = a specific target value in minutes (e.g. 5 minutes)</w:t>
-      </w:r>
-    </w:p>
-    <w:p>
-      <w:pPr>
-        <w:spacing w:before="0" w:after="40"/>
-        <w:ind w:left="360" w:hanging="240"/>
-      </w:pPr>
-      <w:r>
-        <w:rPr>
-          <w:rFonts w:ascii="Arial" w:hAnsi="Arial" w:eastAsia="Arial" w:cs="Arial"/>
-          <w:b w:val="0"/>
-          <w:color w:val="000000"/>
-          <w:sz w:val="20"/>
-          <w:u w:val="none"/>
-        </w:rPr>
-        <w:t>4. A printer is connected to the workstation</w:t>
+        <w:t>1. Scheduler For Sending Item is configured with "Turn on scheduler" = No for the station</w:t>
       </w:r>
     </w:p>
     <w:p>
@@ -1390,7 +911,7 @@
     <w:p>
       <w:pPr>
         <w:spacing w:before="0" w:after="40"/>
-        <w:ind w:left="360" w:hanging="240"/>
+        <w:ind w:left="1080" w:hanging="240"/>
       </w:pPr>
       <w:r>
         <w:rPr>
@@ -1400,13 +921,13 @@
           <w:sz w:val="20"/>
           <w:u w:val="none"/>
         </w:rPr>
-        <w:t>1. Open a new check at a table, add items and schedule them with a target due time</w:t>
+        <w:t>1. Order scheduled items using "Set Item Scheduling" and click "Send Check"</w:t>
       </w:r>
     </w:p>
     <w:p>
       <w:pPr>
         <w:spacing w:before="0" w:after="40"/>
-        <w:ind w:left="360" w:hanging="240"/>
+        <w:ind w:left="1080" w:hanging="240"/>
       </w:pPr>
       <w:r>
         <w:rPr>
@@ -1416,55 +937,7 @@
           <w:sz w:val="20"/>
           <w:u w:val="none"/>
         </w:rPr>
-        <w:t>2. Click the "Send Check" function</w:t>
-      </w:r>
-    </w:p>
-    <w:p>
-      <w:pPr>
-        <w:spacing w:before="0" w:after="40"/>
-        <w:ind w:left="360" w:hanging="240"/>
-      </w:pPr>
-      <w:r>
-        <w:rPr>
-          <w:rFonts w:ascii="Arial" w:hAnsi="Arial" w:eastAsia="Arial" w:cs="Arial"/>
-          <w:b w:val="0"/>
-          <w:color w:val="000000"/>
-          <w:sz w:val="20"/>
-          <w:u w:val="none"/>
-        </w:rPr>
-        <w:t>3. Wait for the scheduled time to be reached and the kitchen slip to be printed</w:t>
-      </w:r>
-    </w:p>
-    <w:p>
-      <w:pPr>
-        <w:spacing w:before="0" w:after="40"/>
-        <w:ind w:left="360" w:hanging="240"/>
-      </w:pPr>
-      <w:r>
-        <w:rPr>
-          <w:rFonts w:ascii="Arial" w:hAnsi="Arial" w:eastAsia="Arial" w:cs="Arial"/>
-          <w:b w:val="0"/>
-          <w:color w:val="000000"/>
-          <w:sz w:val="20"/>
-          <w:u w:val="none"/>
-        </w:rPr>
-        <w:t>4. Observe the time the action slip is printed relative to the kitchen slip print time</w:t>
-      </w:r>
-    </w:p>
-    <w:p>
-      <w:pPr>
-        <w:spacing w:before="0" w:after="40"/>
-        <w:ind w:left="360" w:hanging="240"/>
-      </w:pPr>
-      <w:r>
-        <w:rPr>
-          <w:rFonts w:ascii="Arial" w:hAnsi="Arial" w:eastAsia="Arial" w:cs="Arial"/>
-          <w:b w:val="0"/>
-          <w:color w:val="000000"/>
-          <w:sz w:val="20"/>
-          <w:u w:val="none"/>
-        </w:rPr>
-        <w:t>5. Verify the actual delay matches the configured delay time</w:t>
+        <w:t>2. Wait beyond the scheduled time and the previously defined delay period</w:t>
       </w:r>
     </w:p>
     <w:p>
@@ -1485,7 +958,7 @@
     <w:p>
       <w:pPr>
         <w:spacing w:before="0" w:after="40"/>
-        <w:ind w:left="360" w:hanging="240"/>
+        <w:ind w:left="1080" w:hanging="240"/>
       </w:pPr>
       <w:r>
         <w:rPr>
@@ -1495,13 +968,13 @@
           <w:sz w:val="20"/>
           <w:u w:val="none"/>
         </w:rPr>
-        <w:t>1. The action slip is printed after the configured delay time (e.g. 5 minutes) following the kitchen slip printing</w:t>
+        <w:t>1. No scheduled item action slip is printed</w:t>
       </w:r>
     </w:p>
     <w:p>
       <w:pPr>
         <w:spacing w:before="0" w:after="40"/>
-        <w:ind w:left="360" w:hanging="240"/>
+        <w:ind w:left="1080" w:hanging="240"/>
       </w:pPr>
       <w:r>
         <w:rPr>
@@ -1511,13 +984,13 @@
           <w:sz w:val="20"/>
           <w:u w:val="none"/>
         </w:rPr>
-        <w:t>2. The actual delay between the kitchen slip print and the action slip print matches the configured Delay time of printing action slip</w:t>
+        <w:t>2. The check and ordering workflow completes without error</w:t>
       </w:r>
     </w:p>
     <w:p>
       <w:pPr>
         <w:spacing w:before="0" w:after="40"/>
-        <w:ind w:left="360" w:hanging="240"/>
+        <w:ind w:left="1080" w:hanging="240"/>
       </w:pPr>
       <w:r>
         <w:rPr>
@@ -1527,7 +1000,7 @@
           <w:sz w:val="20"/>
           <w:u w:val="none"/>
         </w:rPr>
-        <w:t>3. No action slip is printed before the configured delay time elapses</w:t>
+        <w:t>3. No print error or stuck print job is observed</w:t>
       </w:r>
     </w:p>
     <w:p>
@@ -1542,7 +1015,7 @@
           <w:sz w:val="24"/>
           <w:u w:val="none"/>
         </w:rPr>
-        <w:t>F4.Regression Scope - Other Print Operations and Send Check Behaviors</w:t>
+        <w:t>F3. Action Slip Content Verification</w:t>
       </w:r>
     </w:p>
     <w:p>
@@ -1557,7 +1030,7 @@
           <w:sz w:val="22"/>
           <w:u w:val="none"/>
         </w:rPr>
-        <w:t>F4.1.Verify Other Print Operations and Send Check Behaviors Remain Unaffected</w:t>
+        <w:t>F3.1. Verify Items, Table Number with Extension and Check Number</w:t>
       </w:r>
     </w:p>
     <w:p>
@@ -1578,7 +1051,7 @@
     <w:p>
       <w:pPr>
         <w:spacing w:before="0" w:after="40"/>
-        <w:ind w:left="360" w:hanging="240"/>
+        <w:ind w:left="1080" w:hanging="240"/>
       </w:pPr>
       <w:r>
         <w:rPr>
@@ -1588,13 +1061,13 @@
           <w:sz w:val="20"/>
           <w:u w:val="none"/>
         </w:rPr>
-        <w:t>1. POS Client with the new feature applied is installed and running on a Workstation (Windows 11 Enterprise)</w:t>
+        <w:t>1. Scheduler is enabled with a delay time and the action print queue is configured</w:t>
       </w:r>
     </w:p>
     <w:p>
       <w:pPr>
         <w:spacing w:before="0" w:after="40"/>
-        <w:ind w:left="360" w:hanging="240"/>
+        <w:ind w:left="1080" w:hanging="240"/>
       </w:pPr>
       <w:r>
         <w:rPr>
@@ -1604,23 +1077,7 @@
           <w:sz w:val="20"/>
           <w:u w:val="none"/>
         </w:rPr>
-        <w:t>2. Setup 1 and Setup 2 are configured for the new action slip printing</w:t>
-      </w:r>
-    </w:p>
-    <w:p>
-      <w:pPr>
-        <w:spacing w:before="0" w:after="40"/>
-        <w:ind w:left="360" w:hanging="240"/>
-      </w:pPr>
-      <w:r>
-        <w:rPr>
-          <w:rFonts w:ascii="Arial" w:hAnsi="Arial" w:eastAsia="Arial" w:cs="Arial"/>
-          <w:b w:val="0"/>
-          <w:color w:val="000000"/>
-          <w:sz w:val="20"/>
-          <w:u w:val="none"/>
-        </w:rPr>
-        <w:t>3. Multiple print formats (kitchen slip, customer check, action slip for other actions, report) are configured in POS</w:t>
+        <w:t>2. A table with a table extension is available</w:t>
       </w:r>
     </w:p>
     <w:p>
@@ -1641,7 +1098,7 @@
     <w:p>
       <w:pPr>
         <w:spacing w:before="0" w:after="40"/>
-        <w:ind w:left="360" w:hanging="240"/>
+        <w:ind w:left="1080" w:hanging="240"/>
       </w:pPr>
       <w:r>
         <w:rPr>
@@ -1651,13 +1108,13 @@
           <w:sz w:val="20"/>
           <w:u w:val="none"/>
         </w:rPr>
-        <w:t>1. Open a new check, add items (both scheduled and non-scheduled), send the check and verify the kitchen slip is printed correctly</w:t>
+        <w:t>1. Open a check on the table with table extension</w:t>
       </w:r>
     </w:p>
     <w:p>
       <w:pPr>
         <w:spacing w:before="0" w:after="40"/>
-        <w:ind w:left="360" w:hanging="240"/>
+        <w:ind w:left="1080" w:hanging="240"/>
       </w:pPr>
       <w:r>
         <w:rPr>
@@ -1667,13 +1124,13 @@
           <w:sz w:val="20"/>
           <w:u w:val="none"/>
         </w:rPr>
-        <w:t>2. Print the customer check and verify it prints correctly</w:t>
+        <w:t>2. Order multiple scheduled items and send the check</w:t>
       </w:r>
     </w:p>
     <w:p>
       <w:pPr>
         <w:spacing w:before="0" w:after="40"/>
-        <w:ind w:left="360" w:hanging="240"/>
+        <w:ind w:left="1080" w:hanging="240"/>
       </w:pPr>
       <w:r>
         <w:rPr>
@@ -1683,39 +1140,7 @@
           <w:sz w:val="20"/>
           <w:u w:val="none"/>
         </w:rPr>
-        <w:t>3. Trigger an action slip for another action type (e.g. mark delivery, void item) and verify it prints correctly</w:t>
-      </w:r>
-    </w:p>
-    <w:p>
-      <w:pPr>
-        <w:spacing w:before="0" w:after="40"/>
-        <w:ind w:left="360" w:hanging="240"/>
-      </w:pPr>
-      <w:r>
-        <w:rPr>
-          <w:rFonts w:ascii="Arial" w:hAnsi="Arial" w:eastAsia="Arial" w:cs="Arial"/>
-          <w:b w:val="0"/>
-          <w:color w:val="000000"/>
-          <w:sz w:val="20"/>
-          <w:u w:val="none"/>
-        </w:rPr>
-        <w:t>4. Generate a report and verify it prints correctly</w:t>
-      </w:r>
-    </w:p>
-    <w:p>
-      <w:pPr>
-        <w:spacing w:before="0" w:after="40"/>
-        <w:ind w:left="360" w:hanging="240"/>
-      </w:pPr>
-      <w:r>
-        <w:rPr>
-          <w:rFonts w:ascii="Arial" w:hAnsi="Arial" w:eastAsia="Arial" w:cs="Arial"/>
-          <w:b w:val="0"/>
-          <w:color w:val="000000"/>
-          <w:sz w:val="20"/>
-          <w:u w:val="none"/>
-        </w:rPr>
-        <w:t>5. Verify non-scheduled items do not trigger the new action slip</w:t>
+        <w:t>3. Verify the action slip printed after the delay</w:t>
       </w:r>
     </w:p>
     <w:p>
@@ -1736,7 +1161,7 @@
     <w:p>
       <w:pPr>
         <w:spacing w:before="0" w:after="40"/>
-        <w:ind w:left="360" w:hanging="240"/>
+        <w:ind w:left="1080" w:hanging="240"/>
       </w:pPr>
       <w:r>
         <w:rPr>
@@ -1746,13 +1171,13 @@
           <w:sz w:val="20"/>
           <w:u w:val="none"/>
         </w:rPr>
-        <w:t>1. The kitchen slip is printed correctly for both scheduled and non-scheduled items</w:t>
+        <w:t>1. The action slip lists the scheduled items correctly</w:t>
       </w:r>
     </w:p>
     <w:p>
       <w:pPr>
         <w:spacing w:before="0" w:after="40"/>
-        <w:ind w:left="360" w:hanging="240"/>
+        <w:ind w:left="1080" w:hanging="240"/>
       </w:pPr>
       <w:r>
         <w:rPr>
@@ -1762,13 +1187,13 @@
           <w:sz w:val="20"/>
           <w:u w:val="none"/>
         </w:rPr>
-        <w:t>2. The customer check prints correctly</w:t>
+        <w:t>2. The table number together with its table extension is printed</w:t>
       </w:r>
     </w:p>
     <w:p>
       <w:pPr>
         <w:spacing w:before="0" w:after="40"/>
-        <w:ind w:left="360" w:hanging="240"/>
+        <w:ind w:left="1080" w:hanging="240"/>
       </w:pPr>
       <w:r>
         <w:rPr>
@@ -1778,69 +1203,7 @@
           <w:sz w:val="20"/>
           <w:u w:val="none"/>
         </w:rPr>
-        <w:t>3. Action slips for other action types (mark delivery, void item) print correctly without regression</w:t>
-      </w:r>
-    </w:p>
-    <w:p>
-      <w:pPr>
-        <w:spacing w:before="0" w:after="40"/>
-        <w:ind w:left="360" w:hanging="240"/>
-      </w:pPr>
-      <w:r>
-        <w:rPr>
-          <w:rFonts w:ascii="Arial" w:hAnsi="Arial" w:eastAsia="Arial" w:cs="Arial"/>
-          <w:b w:val="0"/>
-          <w:color w:val="000000"/>
-          <w:sz w:val="20"/>
-          <w:u w:val="none"/>
-        </w:rPr>
-        <w:t>4. Report printing functions correctly</w:t>
-      </w:r>
-    </w:p>
-    <w:p>
-      <w:pPr>
-        <w:spacing w:before="0" w:after="40"/>
-        <w:ind w:left="360" w:hanging="240"/>
-      </w:pPr>
-      <w:r>
-        <w:rPr>
-          <w:rFonts w:ascii="Arial" w:hAnsi="Arial" w:eastAsia="Arial" w:cs="Arial"/>
-          <w:b w:val="0"/>
-          <w:color w:val="000000"/>
-          <w:sz w:val="20"/>
-          <w:u w:val="none"/>
-        </w:rPr>
-        <w:t>5. Non-scheduled items do not trigger the new "Scheduled Item Sent" action slip</w:t>
-      </w:r>
-    </w:p>
-    <w:p>
-      <w:pPr>
-        <w:spacing w:before="200" w:after="120"/>
-      </w:pPr>
-      <w:r>
-        <w:rPr>
-          <w:rFonts w:ascii="Arial" w:hAnsi="Arial" w:eastAsia="Arial" w:cs="Arial"/>
-          <w:b/>
-          <w:color w:val="000000"/>
-          <w:sz w:val="26"/>
-          <w:u w:val="single"/>
-        </w:rPr>
-        <w:t>Compatibility Testing</w:t>
-      </w:r>
-    </w:p>
-    <w:p>
-      <w:pPr>
-        <w:spacing w:before="160" w:after="80"/>
-      </w:pPr>
-      <w:r>
-        <w:rPr>
-          <w:rFonts w:ascii="Arial" w:hAnsi="Arial" w:eastAsia="Arial" w:cs="Arial"/>
-          <w:b/>
-          <w:color w:val="001EFF"/>
-          <w:sz w:val="24"/>
-          <w:u w:val="none"/>
-        </w:rPr>
-        <w:t>C1.Workstation and Network Compatibility</w:t>
+        <w:t>3. The check number is printed and matches the check in POS</w:t>
       </w:r>
     </w:p>
     <w:p>
@@ -1855,7 +1218,7 @@
           <w:sz w:val="22"/>
           <w:u w:val="none"/>
         </w:rPr>
-        <w:t>C1.1.Verify Action Slip Printing Works Across Networks</w:t>
+        <w:t>F3.2. Verify Due Time on Action Slip</w:t>
       </w:r>
     </w:p>
     <w:p>
@@ -1876,7 +1239,7 @@
     <w:p>
       <w:pPr>
         <w:spacing w:before="0" w:after="40"/>
-        <w:ind w:left="360" w:hanging="240"/>
+        <w:ind w:left="1080" w:hanging="240"/>
       </w:pPr>
       <w:r>
         <w:rPr>
@@ -1886,39 +1249,7 @@
           <w:sz w:val="20"/>
           <w:u w:val="none"/>
         </w:rPr>
-        <w:t>1. POS Client is installed on a Workstation (Windows 11 Enterprise)</w:t>
-      </w:r>
-    </w:p>
-    <w:p>
-      <w:pPr>
-        <w:spacing w:before="0" w:after="40"/>
-        <w:ind w:left="360" w:hanging="240"/>
-      </w:pPr>
-      <w:r>
-        <w:rPr>
-          <w:rFonts w:ascii="Arial" w:hAnsi="Arial" w:eastAsia="Arial" w:cs="Arial"/>
-          <w:b w:val="0"/>
-          <w:color w:val="000000"/>
-          <w:sz w:val="20"/>
-          <w:u w:val="none"/>
-        </w:rPr>
-        <w:t>2. Setup 1 and Setup 2 are configured for the new action slip printing</w:t>
-      </w:r>
-    </w:p>
-    <w:p>
-      <w:pPr>
-        <w:spacing w:before="0" w:after="40"/>
-        <w:ind w:left="360" w:hanging="240"/>
-      </w:pPr>
-      <w:r>
-        <w:rPr>
-          <w:rFonts w:ascii="Arial" w:hAnsi="Arial" w:eastAsia="Arial" w:cs="Arial"/>
-          <w:b w:val="0"/>
-          <w:color w:val="000000"/>
-          <w:sz w:val="20"/>
-          <w:u w:val="none"/>
-        </w:rPr>
-        <w:t>3. POS backend and printer are reachable across Cloud, Local, OnPremise, Wireless and Wired network configurations</w:t>
+        <w:t>1. Scheduler is enabled with a delay time and the action print queue is configured</w:t>
       </w:r>
     </w:p>
     <w:p>
@@ -1939,7 +1270,7 @@
     <w:p>
       <w:pPr>
         <w:spacing w:before="0" w:after="40"/>
-        <w:ind w:left="360" w:hanging="240"/>
+        <w:ind w:left="1080" w:hanging="240"/>
       </w:pPr>
       <w:r>
         <w:rPr>
@@ -1949,13 +1280,13 @@
           <w:sz w:val="20"/>
           <w:u w:val="none"/>
         </w:rPr>
-        <w:t>1. Connect the POS Client to Cloud network, perform a scheduled item send workflow and verify the action slip prints after the delay</w:t>
+        <w:t>1. Order scheduled items with distinct scheduled due times</w:t>
       </w:r>
     </w:p>
     <w:p>
       <w:pPr>
         <w:spacing w:before="0" w:after="40"/>
-        <w:ind w:left="360" w:hanging="240"/>
+        <w:ind w:left="1080" w:hanging="240"/>
       </w:pPr>
       <w:r>
         <w:rPr>
@@ -1965,7 +1296,7 @@
           <w:sz w:val="20"/>
           <w:u w:val="none"/>
         </w:rPr>
-        <w:t>2. Repeat under Local, OnPremise, Wireless and Wired networks</w:t>
+        <w:t>2. Send the check and verify the printed action slip</w:t>
       </w:r>
     </w:p>
     <w:p>
@@ -1986,7 +1317,7 @@
     <w:p>
       <w:pPr>
         <w:spacing w:before="0" w:after="40"/>
-        <w:ind w:left="360" w:hanging="240"/>
+        <w:ind w:left="1080" w:hanging="240"/>
       </w:pPr>
       <w:r>
         <w:rPr>
@@ -1996,13 +1327,13 @@
           <w:sz w:val="20"/>
           <w:u w:val="none"/>
         </w:rPr>
-        <w:t>1. The action slip prints correctly after the configured delay across Cloud, Local, OnPremise, Wireless and Wired networks</w:t>
+        <w:t>1. The due time is printed on the action slip</w:t>
       </w:r>
     </w:p>
     <w:p>
       <w:pPr>
         <w:spacing w:before="0" w:after="40"/>
-        <w:ind w:left="360" w:hanging="240"/>
+        <w:ind w:left="1080" w:hanging="240"/>
       </w:pPr>
       <w:r>
         <w:rPr>
@@ -2012,13 +1343,13 @@
           <w:sz w:val="20"/>
           <w:u w:val="none"/>
         </w:rPr>
-        <w:t>2. The action slip content is correct in each network configuration</w:t>
+        <w:t>2. The due time matches the scheduled time defined for the items</w:t>
       </w:r>
     </w:p>
     <w:p>
       <w:pPr>
         <w:spacing w:before="0" w:after="40"/>
-        <w:ind w:left="360" w:hanging="240"/>
+        <w:ind w:left="1080" w:hanging="240"/>
       </w:pPr>
       <w:r>
         <w:rPr>
@@ -2028,325 +1359,7 @@
           <w:sz w:val="20"/>
           <w:u w:val="none"/>
         </w:rPr>
-        <w:t>3. No network-related compatibility issues are introduced by the new feature</w:t>
-      </w:r>
-    </w:p>
-    <w:p>
-      <w:pPr>
-        <w:spacing w:before="200" w:after="120"/>
-      </w:pPr>
-      <w:r>
-        <w:rPr>
-          <w:rFonts w:ascii="Arial" w:hAnsi="Arial" w:eastAsia="Arial" w:cs="Arial"/>
-          <w:b/>
-          <w:color w:val="000000"/>
-          <w:sz w:val="26"/>
-          <w:u w:val="single"/>
-        </w:rPr>
-        <w:t>Test Environment Information</w:t>
-      </w:r>
-    </w:p>
-    <w:p>
-      <w:pPr>
-        <w:spacing w:before="0" w:after="40"/>
-        <w:ind w:left="360" w:hanging="240"/>
-      </w:pPr>
-      <w:r>
-        <w:rPr>
-          <w:rFonts w:ascii="Arial" w:hAnsi="Arial" w:eastAsia="Arial" w:cs="Arial"/>
-          <w:b w:val="0"/>
-          <w:color w:val="000000"/>
-          <w:sz w:val="20"/>
-          <w:u w:val="none"/>
-        </w:rPr>
-        <w:t xml:space="preserve">• </w:t>
-      </w:r>
-      <w:r>
-        <w:rPr>
-          <w:rFonts w:ascii="Arial" w:hAnsi="Arial" w:eastAsia="Arial" w:cs="Arial"/>
-          <w:b/>
-          <w:color w:val="000000"/>
-          <w:sz w:val="20"/>
-          <w:u w:val="none"/>
-        </w:rPr>
-        <w:t>Test Environment</w:t>
-      </w:r>
-      <w:r>
-        <w:rPr>
-          <w:rFonts w:ascii="Arial" w:hAnsi="Arial" w:eastAsia="Arial" w:cs="Arial"/>
-          <w:b w:val="0"/>
-          <w:color w:val="000000"/>
-          <w:sz w:val="20"/>
-          <w:u w:val="none"/>
-        </w:rPr>
-        <w:t>: Local test environment, HQ test environment, ER test environment</w:t>
-      </w:r>
-    </w:p>
-    <w:p>
-      <w:pPr>
-        <w:spacing w:before="0" w:after="40"/>
-        <w:ind w:left="360" w:hanging="240"/>
-      </w:pPr>
-      <w:r>
-        <w:rPr>
-          <w:rFonts w:ascii="Arial" w:hAnsi="Arial" w:eastAsia="Arial" w:cs="Arial"/>
-          <w:b w:val="0"/>
-          <w:color w:val="000000"/>
-          <w:sz w:val="20"/>
-          <w:u w:val="none"/>
-        </w:rPr>
-        <w:t xml:space="preserve">• </w:t>
-      </w:r>
-      <w:r>
-        <w:rPr>
-          <w:rFonts w:ascii="Arial" w:hAnsi="Arial" w:eastAsia="Arial" w:cs="Arial"/>
-          <w:b/>
-          <w:color w:val="000000"/>
-          <w:sz w:val="20"/>
-          <w:u w:val="none"/>
-        </w:rPr>
-        <w:t>Test Devices</w:t>
-      </w:r>
-      <w:r>
-        <w:rPr>
-          <w:rFonts w:ascii="Arial" w:hAnsi="Arial" w:eastAsia="Arial" w:cs="Arial"/>
-          <w:b w:val="0"/>
-          <w:color w:val="000000"/>
-          <w:sz w:val="20"/>
-          <w:u w:val="none"/>
-        </w:rPr>
-        <w:t>: Workstation (Windows 11 Enterprise)</w:t>
-      </w:r>
-    </w:p>
-    <w:p>
-      <w:pPr>
-        <w:spacing w:before="0" w:after="40"/>
-        <w:ind w:left="360" w:hanging="240"/>
-      </w:pPr>
-      <w:r>
-        <w:rPr>
-          <w:rFonts w:ascii="Arial" w:hAnsi="Arial" w:eastAsia="Arial" w:cs="Arial"/>
-          <w:b w:val="0"/>
-          <w:color w:val="000000"/>
-          <w:sz w:val="20"/>
-          <w:u w:val="none"/>
-        </w:rPr>
-        <w:t xml:space="preserve">• </w:t>
-      </w:r>
-      <w:r>
-        <w:rPr>
-          <w:rFonts w:ascii="Arial" w:hAnsi="Arial" w:eastAsia="Arial" w:cs="Arial"/>
-          <w:b/>
-          <w:color w:val="000000"/>
-          <w:sz w:val="20"/>
-          <w:u w:val="none"/>
-        </w:rPr>
-        <w:t>Component</w:t>
-      </w:r>
-      <w:r>
-        <w:rPr>
-          <w:rFonts w:ascii="Arial" w:hAnsi="Arial" w:eastAsia="Arial" w:cs="Arial"/>
-          <w:b w:val="0"/>
-          <w:color w:val="000000"/>
-          <w:sz w:val="20"/>
-          <w:u w:val="none"/>
-        </w:rPr>
-        <w:t>: POS</w:t>
-      </w:r>
-    </w:p>
-    <w:p>
-      <w:pPr>
-        <w:spacing w:before="0" w:after="40"/>
-        <w:ind w:left="360" w:hanging="240"/>
-      </w:pPr>
-      <w:r>
-        <w:rPr>
-          <w:rFonts w:ascii="Arial" w:hAnsi="Arial" w:eastAsia="Arial" w:cs="Arial"/>
-          <w:b w:val="0"/>
-          <w:color w:val="000000"/>
-          <w:sz w:val="20"/>
-          <w:u w:val="none"/>
-        </w:rPr>
-        <w:t xml:space="preserve">• </w:t>
-      </w:r>
-      <w:r>
-        <w:rPr>
-          <w:rFonts w:ascii="Arial" w:hAnsi="Arial" w:eastAsia="Arial" w:cs="Arial"/>
-          <w:b/>
-          <w:color w:val="000000"/>
-          <w:sz w:val="20"/>
-          <w:u w:val="none"/>
-        </w:rPr>
-        <w:t>Issue Type</w:t>
-      </w:r>
-      <w:r>
-        <w:rPr>
-          <w:rFonts w:ascii="Arial" w:hAnsi="Arial" w:eastAsia="Arial" w:cs="Arial"/>
-          <w:b w:val="0"/>
-          <w:color w:val="000000"/>
-          <w:sz w:val="20"/>
-          <w:u w:val="none"/>
-        </w:rPr>
-        <w:t>: Improvement</w:t>
-      </w:r>
-    </w:p>
-    <w:p>
-      <w:pPr>
-        <w:spacing w:before="0" w:after="40"/>
-        <w:ind w:left="360" w:hanging="240"/>
-      </w:pPr>
-      <w:r>
-        <w:rPr>
-          <w:rFonts w:ascii="Arial" w:hAnsi="Arial" w:eastAsia="Arial" w:cs="Arial"/>
-          <w:b w:val="0"/>
-          <w:color w:val="000000"/>
-          <w:sz w:val="20"/>
-          <w:u w:val="none"/>
-        </w:rPr>
-        <w:t xml:space="preserve">• </w:t>
-      </w:r>
-      <w:r>
-        <w:rPr>
-          <w:rFonts w:ascii="Arial" w:hAnsi="Arial" w:eastAsia="Arial" w:cs="Arial"/>
-          <w:b/>
-          <w:color w:val="000000"/>
-          <w:sz w:val="20"/>
-          <w:u w:val="none"/>
-        </w:rPr>
-        <w:t>Module</w:t>
-      </w:r>
-      <w:r>
-        <w:rPr>
-          <w:rFonts w:ascii="Arial" w:hAnsi="Arial" w:eastAsia="Arial" w:cs="Arial"/>
-          <w:b w:val="0"/>
-          <w:color w:val="000000"/>
-          <w:sz w:val="20"/>
-          <w:u w:val="none"/>
-        </w:rPr>
-        <w:t>: Action Print Queue, Scheduler For Sending Item</w:t>
-      </w:r>
-    </w:p>
-    <w:p>
-      <w:pPr>
-        <w:spacing w:before="0" w:after="40"/>
-        <w:ind w:left="360" w:hanging="240"/>
-      </w:pPr>
-      <w:r>
-        <w:rPr>
-          <w:rFonts w:ascii="Arial" w:hAnsi="Arial" w:eastAsia="Arial" w:cs="Arial"/>
-          <w:b w:val="0"/>
-          <w:color w:val="000000"/>
-          <w:sz w:val="20"/>
-          <w:u w:val="none"/>
-        </w:rPr>
-        <w:t xml:space="preserve">• </w:t>
-      </w:r>
-      <w:r>
-        <w:rPr>
-          <w:rFonts w:ascii="Arial" w:hAnsi="Arial" w:eastAsia="Arial" w:cs="Arial"/>
-          <w:b/>
-          <w:color w:val="000000"/>
-          <w:sz w:val="20"/>
-          <w:u w:val="none"/>
-        </w:rPr>
-        <w:t>Test Network</w:t>
-      </w:r>
-      <w:r>
-        <w:rPr>
-          <w:rFonts w:ascii="Arial" w:hAnsi="Arial" w:eastAsia="Arial" w:cs="Arial"/>
-          <w:b w:val="0"/>
-          <w:color w:val="000000"/>
-          <w:sz w:val="20"/>
-          <w:u w:val="none"/>
-        </w:rPr>
-        <w:t>: Cloud, Local, OnPremise, Wireless, Wired</w:t>
-      </w:r>
-    </w:p>
-    <w:p>
-      <w:pPr>
-        <w:spacing w:before="0" w:after="40"/>
-        <w:ind w:left="360" w:hanging="240"/>
-      </w:pPr>
-      <w:r>
-        <w:rPr>
-          <w:rFonts w:ascii="Arial" w:hAnsi="Arial" w:eastAsia="Arial" w:cs="Arial"/>
-          <w:b w:val="0"/>
-          <w:color w:val="000000"/>
-          <w:sz w:val="20"/>
-          <w:u w:val="none"/>
-        </w:rPr>
-        <w:t xml:space="preserve">• </w:t>
-      </w:r>
-      <w:r>
-        <w:rPr>
-          <w:rFonts w:ascii="Arial" w:hAnsi="Arial" w:eastAsia="Arial" w:cs="Arial"/>
-          <w:b/>
-          <w:color w:val="000000"/>
-          <w:sz w:val="20"/>
-          <w:u w:val="none"/>
-        </w:rPr>
-        <w:t>QC Tester</w:t>
-      </w:r>
-      <w:r>
-        <w:rPr>
-          <w:rFonts w:ascii="Arial" w:hAnsi="Arial" w:eastAsia="Arial" w:cs="Arial"/>
-          <w:b w:val="0"/>
-          <w:color w:val="000000"/>
-          <w:sz w:val="20"/>
-          <w:u w:val="none"/>
-        </w:rPr>
-        <w:t>: Phoebe Chen (phoebe.chen@shijigroup.com)</w:t>
-      </w:r>
-    </w:p>
-    <w:p>
-      <w:pPr>
-        <w:spacing w:before="0" w:after="40"/>
-        <w:ind w:left="360" w:hanging="240"/>
-      </w:pPr>
-      <w:r>
-        <w:rPr>
-          <w:rFonts w:ascii="Arial" w:hAnsi="Arial" w:eastAsia="Arial" w:cs="Arial"/>
-          <w:b w:val="0"/>
-          <w:color w:val="000000"/>
-          <w:sz w:val="20"/>
-          <w:u w:val="none"/>
-        </w:rPr>
-        <w:t xml:space="preserve">• </w:t>
-      </w:r>
-      <w:r>
-        <w:rPr>
-          <w:rFonts w:ascii="Arial" w:hAnsi="Arial" w:eastAsia="Arial" w:cs="Arial"/>
-          <w:b/>
-          <w:color w:val="000000"/>
-          <w:sz w:val="20"/>
-          <w:u w:val="none"/>
-        </w:rPr>
-        <w:t>QC Reviewer</w:t>
-      </w:r>
-      <w:r>
-        <w:rPr>
-          <w:rFonts w:ascii="Arial" w:hAnsi="Arial" w:eastAsia="Arial" w:cs="Arial"/>
-          <w:b w:val="0"/>
-          <w:color w:val="000000"/>
-          <w:sz w:val="20"/>
-          <w:u w:val="none"/>
-        </w:rPr>
-        <w:t>: Briana Li (briana.li@shijigroup.com)</w:t>
-      </w:r>
-    </w:p>
-    <w:p>
-      <w:pPr>
-        <w:spacing w:before="200" w:after="120"/>
-      </w:pPr>
-      <w:r>
-        <w:rPr>
-          <w:rFonts w:ascii="Arial" w:hAnsi="Arial" w:eastAsia="Arial" w:cs="Arial"/>
-          <w:b/>
-          <w:color w:val="000000"/>
-          <w:sz w:val="26"/>
-          <w:u w:val="single"/>
-        </w:rPr>
-        <w:t>Appendix</w:t>
+        <w:t>3. The due time is presented clearly for kitchen follow-up</w:t>
       </w:r>
     </w:p>
     <w:p>
@@ -2361,7 +1374,7 @@
           <w:sz w:val="24"/>
           <w:u w:val="none"/>
         </w:rPr>
-        <w:t>Acceptance Criteria (from JIRA HERO-62139)</w:t>
+        <w:t>F4. Verify Action Slip Delay Timing with Multiple Scheduled Items</w:t>
       </w:r>
     </w:p>
     <w:p>
@@ -2371,12 +1384,28 @@
       <w:r>
         <w:rPr>
           <w:rFonts w:ascii="Arial" w:hAnsi="Arial" w:eastAsia="Arial" w:cs="Arial"/>
+          <w:b/>
+          <w:color w:val="000000"/>
+          <w:sz w:val="20"/>
+          <w:u w:val="none"/>
+        </w:rPr>
+        <w:t>Prerequisite(s):</w:t>
+      </w:r>
+    </w:p>
+    <w:p>
+      <w:pPr>
+        <w:spacing w:before="0" w:after="40"/>
+        <w:ind w:left="1080" w:hanging="240"/>
+      </w:pPr>
+      <w:r>
+        <w:rPr>
+          <w:rFonts w:ascii="Arial" w:hAnsi="Arial" w:eastAsia="Arial" w:cs="Arial"/>
           <w:b w:val="0"/>
           <w:color w:val="000000"/>
           <w:sz w:val="20"/>
           <w:u w:val="none"/>
         </w:rPr>
-        <w:t>Enhancement Details: Dev case 2/2 for HERO-45421</w:t>
+        <w:t>1. Scheduler is enabled with a known delay time (in minutes)</w:t>
       </w:r>
     </w:p>
     <w:p>
@@ -2386,18 +1415,18 @@
       <w:r>
         <w:rPr>
           <w:rFonts w:ascii="Arial" w:hAnsi="Arial" w:eastAsia="Arial" w:cs="Arial"/>
-          <w:b w:val="0"/>
+          <w:b/>
           <w:color w:val="000000"/>
           <w:sz w:val="20"/>
           <w:u w:val="none"/>
         </w:rPr>
-        <w:t>Release Notes:</w:t>
+        <w:t>Step(s):</w:t>
       </w:r>
     </w:p>
     <w:p>
       <w:pPr>
         <w:spacing w:before="0" w:after="40"/>
-        <w:ind w:left="360" w:hanging="240"/>
+        <w:ind w:left="1080" w:hanging="240"/>
       </w:pPr>
       <w:r>
         <w:rPr>
@@ -2407,13 +1436,13 @@
           <w:sz w:val="20"/>
           <w:u w:val="none"/>
         </w:rPr>
-        <w:t>• It is supported to print an action slip after a specified delay following scheduled items being sent to the kitchen</w:t>
+        <w:t>1. Send a check containing several scheduled items with the same scheduled time</w:t>
       </w:r>
     </w:p>
     <w:p>
       <w:pPr>
         <w:spacing w:before="0" w:after="40"/>
-        <w:ind w:left="360" w:hanging="240"/>
+        <w:ind w:left="1080" w:hanging="240"/>
       </w:pPr>
       <w:r>
         <w:rPr>
@@ -2423,7 +1452,23 @@
           <w:sz w:val="20"/>
           <w:u w:val="none"/>
         </w:rPr>
-        <w:t>• The following information is supported on the action slip: Items, Table number with table extension, Check number, Due time</w:t>
+        <w:t>2. Record the time the kitchen slip prints and the time the action slip prints</w:t>
+      </w:r>
+    </w:p>
+    <w:p>
+      <w:pPr>
+        <w:spacing w:before="0" w:after="40"/>
+        <w:ind w:left="1080" w:hanging="240"/>
+      </w:pPr>
+      <w:r>
+        <w:rPr>
+          <w:rFonts w:ascii="Arial" w:hAnsi="Arial" w:eastAsia="Arial" w:cs="Arial"/>
+          <w:b w:val="0"/>
+          <w:color w:val="000000"/>
+          <w:sz w:val="20"/>
+          <w:u w:val="none"/>
+        </w:rPr>
+        <w:t>3. Calculate the elapsed interval</w:t>
       </w:r>
     </w:p>
     <w:p>
@@ -2433,18 +1478,18 @@
       <w:r>
         <w:rPr>
           <w:rFonts w:ascii="Arial" w:hAnsi="Arial" w:eastAsia="Arial" w:cs="Arial"/>
-          <w:b w:val="0"/>
+          <w:b/>
           <w:color w:val="000000"/>
           <w:sz w:val="20"/>
           <w:u w:val="none"/>
         </w:rPr>
-        <w:t>Workflow:</w:t>
+        <w:t>Test Result(s):</w:t>
       </w:r>
     </w:p>
     <w:p>
       <w:pPr>
         <w:spacing w:before="0" w:after="40"/>
-        <w:ind w:left="360" w:hanging="240"/>
+        <w:ind w:left="1080" w:hanging="240"/>
       </w:pPr>
       <w:r>
         <w:rPr>
@@ -2454,13 +1499,13 @@
           <w:sz w:val="20"/>
           <w:u w:val="none"/>
         </w:rPr>
-        <w:t>1. Open a new check</w:t>
+        <w:t>1. One action slip is produced after the kitchen slip</w:t>
       </w:r>
     </w:p>
     <w:p>
       <w:pPr>
         <w:spacing w:before="0" w:after="40"/>
-        <w:ind w:left="360" w:hanging="240"/>
+        <w:ind w:left="1080" w:hanging="240"/>
       </w:pPr>
       <w:r>
         <w:rPr>
@@ -2470,13 +1515,13 @@
           <w:sz w:val="20"/>
           <w:u w:val="none"/>
         </w:rPr>
-        <w:t>2. Order scheduled items, either by the function "Set Item Scheduling" or by setting an auto fired time for pending item</w:t>
+        <w:t>2. The elapsed interval equals the configured "Delay time of printing action slip"</w:t>
       </w:r>
     </w:p>
     <w:p>
       <w:pPr>
         <w:spacing w:before="0" w:after="40"/>
-        <w:ind w:left="360" w:hanging="240"/>
+        <w:ind w:left="1080" w:hanging="240"/>
       </w:pPr>
       <w:r>
         <w:rPr>
@@ -2486,86 +1531,7 @@
           <w:sz w:val="20"/>
           <w:u w:val="none"/>
         </w:rPr>
-        <w:t>3. Click function "Send Check"</w:t>
-      </w:r>
-    </w:p>
-    <w:p>
-      <w:pPr>
-        <w:spacing w:before="0" w:after="40"/>
-        <w:ind w:left="360" w:hanging="240"/>
-      </w:pPr>
-      <w:r>
-        <w:rPr>
-          <w:rFonts w:ascii="Arial" w:hAnsi="Arial" w:eastAsia="Arial" w:cs="Arial"/>
-          <w:b w:val="0"/>
-          <w:color w:val="000000"/>
-          <w:sz w:val="20"/>
-          <w:u w:val="none"/>
-        </w:rPr>
-        <w:t>4. The system prints the kitchen slip when the scheduled time is reached</w:t>
-      </w:r>
-    </w:p>
-    <w:p>
-      <w:pPr>
-        <w:spacing w:before="0" w:after="40"/>
-        <w:ind w:left="360" w:hanging="240"/>
-      </w:pPr>
-      <w:r>
-        <w:rPr>
-          <w:rFonts w:ascii="Arial" w:hAnsi="Arial" w:eastAsia="Arial" w:cs="Arial"/>
-          <w:b w:val="0"/>
-          <w:color w:val="000000"/>
-          <w:sz w:val="20"/>
-          <w:u w:val="none"/>
-        </w:rPr>
-        <w:t>5. After the delay specified in the setup "Delay time of printing action slip", the system prints an action slip</w:t>
-      </w:r>
-    </w:p>
-    <w:p>
-      <w:pPr>
-        <w:spacing w:before="0" w:after="80"/>
-      </w:pPr>
-      <w:r>
-        <w:rPr>
-          <w:rFonts w:ascii="Arial" w:hAnsi="Arial" w:eastAsia="Arial" w:cs="Arial"/>
-          <w:b w:val="0"/>
-          <w:color w:val="000000"/>
-          <w:sz w:val="20"/>
-          <w:u w:val="none"/>
-        </w:rPr>
-        <w:t>Setup:</w:t>
-      </w:r>
-    </w:p>
-    <w:p>
-      <w:pPr>
-        <w:spacing w:before="0" w:after="40"/>
-        <w:ind w:left="360" w:hanging="240"/>
-      </w:pPr>
-      <w:r>
-        <w:rPr>
-          <w:rFonts w:ascii="Arial" w:hAnsi="Arial" w:eastAsia="Arial" w:cs="Arial"/>
-          <w:b w:val="0"/>
-          <w:color w:val="000000"/>
-          <w:sz w:val="20"/>
-          <w:u w:val="none"/>
-        </w:rPr>
-        <w:t>• Setup 1: Action Type = "Scheduled Item Sent" under POS System &gt; Printing Setup &gt; Action Print Queues</w:t>
-      </w:r>
-    </w:p>
-    <w:p>
-      <w:pPr>
-        <w:spacing w:before="0" w:after="40"/>
-        <w:ind w:left="360" w:hanging="240"/>
-      </w:pPr>
-      <w:r>
-        <w:rPr>
-          <w:rFonts w:ascii="Arial" w:hAnsi="Arial" w:eastAsia="Arial" w:cs="Arial"/>
-          <w:b w:val="0"/>
-          <w:color w:val="000000"/>
-          <w:sz w:val="20"/>
-          <w:u w:val="none"/>
-        </w:rPr>
-        <w:t>• Setup 2: Scheduler For Sending Item under POS System &gt; Ordering Setup &gt; Config by Location with Turn on scheduler = Yes and Delay time of printing action slip = Target delay time in minutes</w:t>
+        <w:t>3. All scheduled items are covered on the action slip</w:t>
       </w:r>
     </w:p>
     <w:sectPr>
